--- a/_static/files/Letter.docx
+++ b/_static/files/Letter.docx
@@ -9578,8 +9578,6 @@
           <w:numId w:val="2"/>
         </w:numPr>
       </w:pPr>
-      <w:bookmarkStart w:id="1" w:name="_GoBack"/>
-      <w:bookmarkEnd w:id="1"/>
       <w:r>
         <w:rPr>
           <w:rFonts w:hint="eastAsia"/>
@@ -9870,6 +9868,14 @@
         </w:rPr>
         <w:t>但实际上从科学的角度看，这样的认定或者指控纯粹属于毫无意义的废话</w:t>
       </w:r>
+      <w:r>
+        <w:rPr>
+          <w:rFonts w:ascii="Segoe UI" w:hAnsi="Segoe UI" w:cs="Segoe UI" w:hint="eastAsia"/>
+          <w:color w:val="404040"/>
+          <w:shd w:val="clear" w:color="auto" w:fill="FCFCFC"/>
+        </w:rPr>
+        <w:t>。</w:t>
+      </w:r>
     </w:p>
     <w:p>
       <w:pPr>
@@ -9881,7 +9887,152 @@
           <w:color w:val="404040"/>
           <w:shd w:val="clear" w:color="auto" w:fill="FCFCFC"/>
         </w:rPr>
-        <w:t>首先，社会系统实质上是位于</w:t>
+        <w:t>首先，</w:t>
+      </w:r>
+      <w:r>
+        <w:rPr>
+          <w:rFonts w:ascii="Segoe UI" w:hAnsi="Segoe UI" w:cs="Segoe UI"/>
+          <w:color w:val="404040"/>
+          <w:shd w:val="clear" w:color="auto" w:fill="FCFCFC"/>
+        </w:rPr>
+        <w:t>根据热力学基本定律，绝对零度不可达，只要系统处于有限温度下（即系统具有活性和自由度），微观粒子的无规则热运动（热涨落</w:t>
+      </w:r>
+      <w:r>
+        <w:rPr>
+          <w:rFonts w:ascii="Segoe UI" w:hAnsi="Segoe UI" w:cs="Segoe UI"/>
+          <w:color w:val="404040"/>
+          <w:shd w:val="clear" w:color="auto" w:fill="FCFCFC"/>
+        </w:rPr>
+        <w:t>/</w:t>
+      </w:r>
+      <w:r>
+        <w:rPr>
+          <w:rFonts w:ascii="Segoe UI" w:hAnsi="Segoe UI" w:cs="Segoe UI"/>
+          <w:color w:val="404040"/>
+          <w:shd w:val="clear" w:color="auto" w:fill="FCFCFC"/>
+        </w:rPr>
+        <w:t>背景噪声）就必然存在。</w:t>
+      </w:r>
+      <w:r>
+        <w:rPr>
+          <w:rFonts w:ascii="Segoe UI" w:hAnsi="Segoe UI" w:cs="Segoe UI"/>
+          <w:color w:val="404040"/>
+          <w:shd w:val="clear" w:color="auto" w:fill="FCFCFC"/>
+        </w:rPr>
+        <w:t xml:space="preserve"> </w:t>
+      </w:r>
+      <w:r>
+        <w:rPr>
+          <w:rFonts w:ascii="Segoe UI" w:hAnsi="Segoe UI" w:cs="Segoe UI"/>
+          <w:color w:val="404040"/>
+          <w:shd w:val="clear" w:color="auto" w:fill="FCFCFC"/>
+        </w:rPr>
+        <w:t>因此，</w:t>
+      </w:r>
+      <w:r>
+        <w:rPr>
+          <w:rFonts w:ascii="Segoe UI" w:hAnsi="Segoe UI" w:cs="Segoe UI"/>
+          <w:color w:val="404040"/>
+          <w:shd w:val="clear" w:color="auto" w:fill="FCFCFC"/>
+        </w:rPr>
+        <w:t>“</w:t>
+      </w:r>
+      <w:r>
+        <w:rPr>
+          <w:rFonts w:ascii="Segoe UI" w:hAnsi="Segoe UI" w:cs="Segoe UI"/>
+          <w:color w:val="404040"/>
+          <w:shd w:val="clear" w:color="auto" w:fill="FCFCFC"/>
+        </w:rPr>
+        <w:t>不一致</w:t>
+      </w:r>
+      <w:r>
+        <w:rPr>
+          <w:rFonts w:ascii="Segoe UI" w:hAnsi="Segoe UI" w:cs="Segoe UI"/>
+          <w:color w:val="404040"/>
+          <w:shd w:val="clear" w:color="auto" w:fill="FCFCFC"/>
+        </w:rPr>
+        <w:t>”</w:t>
+      </w:r>
+      <w:r>
+        <w:rPr>
+          <w:rFonts w:ascii="Segoe UI" w:hAnsi="Segoe UI" w:cs="Segoe UI"/>
+          <w:color w:val="404040"/>
+          <w:shd w:val="clear" w:color="auto" w:fill="FCFCFC"/>
+        </w:rPr>
+        <w:t>与</w:t>
+      </w:r>
+      <w:r>
+        <w:rPr>
+          <w:rFonts w:ascii="Segoe UI" w:hAnsi="Segoe UI" w:cs="Segoe UI"/>
+          <w:color w:val="404040"/>
+          <w:shd w:val="clear" w:color="auto" w:fill="FCFCFC"/>
+        </w:rPr>
+        <w:t>“</w:t>
+      </w:r>
+      <w:r>
+        <w:rPr>
+          <w:rFonts w:ascii="Segoe UI" w:hAnsi="Segoe UI" w:cs="Segoe UI"/>
+          <w:color w:val="404040"/>
+          <w:shd w:val="clear" w:color="auto" w:fill="FCFCFC"/>
+        </w:rPr>
+        <w:t>局部混乱</w:t>
+      </w:r>
+      <w:r>
+        <w:rPr>
+          <w:rFonts w:ascii="Segoe UI" w:hAnsi="Segoe UI" w:cs="Segoe UI"/>
+          <w:color w:val="404040"/>
+          <w:shd w:val="clear" w:color="auto" w:fill="FCFCFC"/>
+        </w:rPr>
+        <w:t>”</w:t>
+      </w:r>
+      <w:r>
+        <w:rPr>
+          <w:rFonts w:ascii="Segoe UI" w:hAnsi="Segoe UI" w:cs="Segoe UI"/>
+          <w:color w:val="404040"/>
+          <w:shd w:val="clear" w:color="auto" w:fill="FCFCFC"/>
+        </w:rPr>
+        <w:t>并非由某个外部异己分子制造的病态结果，而是系统维持运行的</w:t>
+      </w:r>
+      <w:r>
+        <w:rPr>
+          <w:rFonts w:ascii="Segoe UI" w:hAnsi="Segoe UI" w:cs="Segoe UI"/>
+          <w:color w:val="404040"/>
+          <w:shd w:val="clear" w:color="auto" w:fill="FCFCFC"/>
+        </w:rPr>
+        <w:t> </w:t>
+      </w:r>
+      <w:r>
+        <w:rPr>
+          <w:rStyle w:val="af"/>
+          <w:rFonts w:ascii="Segoe UI" w:hAnsi="Segoe UI" w:cs="Segoe UI"/>
+          <w:color w:val="404040"/>
+          <w:shd w:val="clear" w:color="auto" w:fill="FCFCFC"/>
+        </w:rPr>
+        <w:t>内禀物理属性和基线常态</w:t>
+      </w:r>
+      <w:r>
+        <w:rPr>
+          <w:rFonts w:ascii="Segoe UI" w:hAnsi="Segoe UI" w:cs="Segoe UI"/>
+          <w:color w:val="404040"/>
+          <w:shd w:val="clear" w:color="auto" w:fill="FCFCFC"/>
+        </w:rPr>
+        <w:t>。</w:t>
+      </w:r>
+      <w:r>
+        <w:rPr>
+          <w:rFonts w:ascii="Segoe UI" w:hAnsi="Segoe UI" w:cs="Segoe UI"/>
+          <w:color w:val="404040"/>
+          <w:shd w:val="clear" w:color="auto" w:fill="FCFCFC"/>
+        </w:rPr>
+        <w:t xml:space="preserve"> </w:t>
+      </w:r>
+      <w:r>
+        <w:rPr>
+          <w:rFonts w:ascii="Segoe UI" w:hAnsi="Segoe UI" w:cs="Segoe UI"/>
+          <w:color w:val="404040"/>
+          <w:shd w:val="clear" w:color="auto" w:fill="FCFCFC"/>
+        </w:rPr>
+        <w:t>更具体地说，社会系统（包括社交网络）本质上即是位于</w:t>
       </w:r>
       <w:r>
         <w:rPr>
@@ -9964,47 +10115,23 @@
           <w:color w:val="404040"/>
           <w:shd w:val="clear" w:color="auto" w:fill="FCFCFC"/>
         </w:rPr>
-        <w:t>复杂</w:t>
-      </w:r>
-      <w:r>
-        <w:rPr>
-          <w:rFonts w:ascii="Segoe UI" w:hAnsi="Segoe UI" w:cs="Segoe UI"/>
-          <w:color w:val="404040"/>
-          <w:shd w:val="clear" w:color="auto" w:fill="FCFCFC"/>
-        </w:rPr>
-        <w:t>”</w:t>
-      </w:r>
-      <w:r>
-        <w:rPr>
-          <w:rFonts w:ascii="Segoe UI" w:hAnsi="Segoe UI" w:cs="Segoe UI"/>
-          <w:color w:val="404040"/>
-          <w:shd w:val="clear" w:color="auto" w:fill="FCFCFC"/>
-        </w:rPr>
-        <w:t>系统，混乱原本就是其内禀的特征之一。</w:t>
-      </w:r>
-      <w:r>
-        <w:rPr>
-          <w:rFonts w:ascii="Segoe UI" w:hAnsi="Segoe UI" w:cs="Segoe UI"/>
-          <w:color w:val="404040"/>
-          <w:shd w:val="clear" w:color="auto" w:fill="FCFCFC"/>
-        </w:rPr>
-        <w:t xml:space="preserve"> </w:t>
-      </w:r>
-      <w:r>
-        <w:rPr>
-          <w:rFonts w:ascii="Segoe UI" w:hAnsi="Segoe UI" w:cs="Segoe UI"/>
-          <w:color w:val="404040"/>
-          <w:shd w:val="clear" w:color="auto" w:fill="FCFCFC"/>
-        </w:rPr>
-        <w:t>更具体地说，社交网络也是典型复杂系统，当然也具有这种内禀的无序性。</w:t>
-      </w:r>
-      <w:r>
-        <w:rPr>
-          <w:rFonts w:ascii="Segoe UI" w:hAnsi="Segoe UI" w:cs="Segoe UI"/>
-          <w:color w:val="404040"/>
-          <w:shd w:val="clear" w:color="auto" w:fill="FCFCFC"/>
-        </w:rPr>
-        <w:t xml:space="preserve"> </w:t>
+        <w:t>复杂适应系统</w:t>
+      </w:r>
+      <w:r>
+        <w:rPr>
+          <w:rFonts w:ascii="Segoe UI" w:hAnsi="Segoe UI" w:cs="Segoe UI"/>
+          <w:color w:val="404040"/>
+          <w:shd w:val="clear" w:color="auto" w:fill="FCFCFC"/>
+        </w:rPr>
+        <w:t>”</w:t>
+      </w:r>
+      <w:r>
+        <w:rPr>
+          <w:rFonts w:ascii="Segoe UI" w:hAnsi="Segoe UI" w:cs="Segoe UI"/>
+          <w:color w:val="404040"/>
+          <w:shd w:val="clear" w:color="auto" w:fill="FCFCFC"/>
+        </w:rPr>
+        <w:t>，混乱原本就是其内禀的特征之一。</w:t>
       </w:r>
       <w:r>
         <w:rPr>
@@ -10928,7 +11055,16 @@
           <w:color w:val="404040"/>
           <w:shd w:val="clear" w:color="auto" w:fill="FCFCFC"/>
         </w:rPr>
-        <w:t>我的任何网络活动都是非常微弱的，甚至可以说是微不足道的，完全无法对整个网络系统产生任何实质性的影响。</w:t>
+        <w:t>我的任何网络活动都是非常微弱的，甚至可以说是微不足道的，完全无法对</w:t>
+      </w:r>
+      <w:r>
+        <w:rPr>
+          <w:rFonts w:ascii="Segoe UI" w:hAnsi="Segoe UI" w:cs="Segoe UI"/>
+          <w:color w:val="404040"/>
+          <w:shd w:val="clear" w:color="auto" w:fill="FCFCFC"/>
+        </w:rPr>
+        <w:lastRenderedPageBreak/>
+        <w:t>整个网络系统产生任何实质性的影响。</w:t>
       </w:r>
       <w:r>
         <w:rPr>
@@ -11099,7 +11235,6 @@
           <w:color w:val="404040"/>
           <w:shd w:val="clear" w:color="auto" w:fill="FCFCFC"/>
         </w:rPr>
-        <w:lastRenderedPageBreak/>
         <w:t>显然，无论从常识还是科学的角度，我本人都不具备对网络或社会秩序造成任何实质性的影响</w:t>
       </w:r>
       <w:r>
@@ -12106,9 +12241,6 @@
     <w:p>
       <w:pPr>
         <w:ind w:firstLine="360"/>
-        <w:rPr>
-          <w:rFonts w:hint="eastAsia"/>
-        </w:rPr>
       </w:pPr>
       <w:r>
         <w:rPr>
@@ -12873,6 +13005,7 @@
           <w:color w:val="404040"/>
           <w:shd w:val="clear" w:color="auto" w:fill="FCFCFC"/>
         </w:rPr>
+        <w:lastRenderedPageBreak/>
         <w:t>实际上，艺术作品本就是艺术家采用各种艺术手段（夸张、象征、比喻等）表达个人思想情感或认识而进行的创作，完全属于虚构性的东西。</w:t>
       </w:r>
       <w:r>
@@ -12987,7 +13120,6 @@
           <w:color w:val="404040"/>
           <w:shd w:val="clear" w:color="auto" w:fill="FCFCFC"/>
         </w:rPr>
-        <w:lastRenderedPageBreak/>
         <w:t>因为与西方纯粹理性思考方式不同，中华文明本质上是种具有感性或象征性的艺术审美文化。</w:t>
       </w:r>
       <w:r>
@@ -14442,6 +14574,7 @@
         <w:pStyle w:val="6"/>
       </w:pPr>
       <w:r>
+        <w:lastRenderedPageBreak/>
         <w:t>(3) 第三类转贴为理论和评论性文章</w:t>
       </w:r>
     </w:p>
@@ -14623,16 +14756,7 @@
           <w:color w:val="404040"/>
           <w:shd w:val="clear" w:color="auto" w:fill="FCFCFC"/>
         </w:rPr>
-        <w:t>作为一个学者尤其是从事跨学科专业研究领</w:t>
-      </w:r>
-      <w:r>
-        <w:rPr>
-          <w:rFonts w:ascii="Segoe UI" w:hAnsi="Segoe UI" w:cs="Segoe UI"/>
-          <w:color w:val="404040"/>
-          <w:shd w:val="clear" w:color="auto" w:fill="FCFCFC"/>
-        </w:rPr>
-        <w:lastRenderedPageBreak/>
-        <w:t>域的学者，了解跟踪学习参考评估各领域不同观点及其争论本就是重要的基本的研究方法和过程，</w:t>
+        <w:t>作为一个学者尤其是从事跨学科专业研究领域的学者，了解跟踪学习参考评估各领域不同观点及其争论本就是重要的基本的研究方法和过程，</w:t>
       </w:r>
       <w:r>
         <w:rPr>
@@ -15963,7 +16087,16 @@
           <w:color w:val="404040"/>
           <w:shd w:val="clear" w:color="auto" w:fill="FCFCFC"/>
         </w:rPr>
-        <w:t>遗憾的是，他们放弃了自己审查和核实的基本的</w:t>
+        <w:t>遗憾的是，他们放弃了自己审查和</w:t>
+      </w:r>
+      <w:r>
+        <w:rPr>
+          <w:rFonts w:ascii="Segoe UI" w:hAnsi="Segoe UI" w:cs="Segoe UI"/>
+          <w:color w:val="404040"/>
+          <w:shd w:val="clear" w:color="auto" w:fill="FCFCFC"/>
+        </w:rPr>
+        <w:lastRenderedPageBreak/>
+        <w:t>核实的基本的</w:t>
       </w:r>
       <w:r>
         <w:rPr>
@@ -16484,16 +16617,7 @@
           <w:color w:val="404040"/>
           <w:shd w:val="clear" w:color="auto" w:fill="FCFCFC"/>
         </w:rPr>
-        <w:t>这种情况下犯罪主体</w:t>
-      </w:r>
-      <w:r>
-        <w:rPr>
-          <w:rFonts w:ascii="Segoe UI" w:hAnsi="Segoe UI" w:cs="Segoe UI"/>
-          <w:color w:val="404040"/>
-          <w:shd w:val="clear" w:color="auto" w:fill="FCFCFC"/>
-        </w:rPr>
-        <w:lastRenderedPageBreak/>
-        <w:t>是谁？显然应该是故意伪造这些贴文的</w:t>
+        <w:t>这种情况下犯罪主体是谁？显然应该是故意伪造这些贴文的</w:t>
       </w:r>
       <w:r>
         <w:rPr>
@@ -18512,7 +18636,7 @@
           <w:numId w:val="2"/>
         </w:numPr>
       </w:pPr>
-      <w:bookmarkStart w:id="2" w:name="OLE_LINK2"/>
+      <w:bookmarkStart w:id="1" w:name="OLE_LINK2"/>
       <w:r>
         <w:rPr>
           <w:rFonts w:hint="eastAsia"/>
@@ -18525,7 +18649,7 @@
         </w:rPr>
         <w:t>和法官的荒唐滑稽戏</w:t>
       </w:r>
-      <w:bookmarkEnd w:id="2"/>
+      <w:bookmarkEnd w:id="1"/>
     </w:p>
     <w:p>
       <w:pPr>
@@ -18635,7 +18759,17 @@
           <w:color w:val="404040"/>
           <w:shd w:val="clear" w:color="auto" w:fill="FCFCFC"/>
         </w:rPr>
-        <w:t>装聋作哑</w:t>
+        <w:t>装</w:t>
+      </w:r>
+      <w:r>
+        <w:rPr>
+          <w:rStyle w:val="af"/>
+          <w:rFonts w:ascii="Segoe UI" w:hAnsi="Segoe UI" w:cs="Segoe UI"/>
+          <w:color w:val="404040"/>
+          <w:shd w:val="clear" w:color="auto" w:fill="FCFCFC"/>
+        </w:rPr>
+        <w:lastRenderedPageBreak/>
+        <w:t>聋作哑</w:t>
       </w:r>
       <w:r>
         <w:rPr>
@@ -19107,7 +19241,6 @@
           <w:color w:val="404040"/>
           <w:shd w:val="clear" w:color="auto" w:fill="FCFCFC"/>
         </w:rPr>
-        <w:lastRenderedPageBreak/>
         <w:t>很显然，普法官也已经意识到昆明警方并无有效证据而他也无力给出我</w:t>
       </w:r>
       <w:r>
@@ -22213,7 +22346,16 @@
           <w:color w:val="404040"/>
           <w:shd w:val="clear" w:color="auto" w:fill="FCFCFC"/>
         </w:rPr>
-        <w:t>公安部门显然并没有给出</w:t>
+        <w:t>公安</w:t>
+      </w:r>
+      <w:r>
+        <w:rPr>
+          <w:rFonts w:ascii="Segoe UI" w:hAnsi="Segoe UI" w:cs="Segoe UI"/>
+          <w:color w:val="404040"/>
+          <w:shd w:val="clear" w:color="auto" w:fill="FCFCFC"/>
+        </w:rPr>
+        <w:lastRenderedPageBreak/>
+        <w:t>部门显然并没有给出</w:t>
       </w:r>
       <w:r>
         <w:rPr>
@@ -22674,16 +22816,7 @@
           <w:color w:val="404040"/>
           <w:shd w:val="clear" w:color="auto" w:fill="FCFCFC"/>
         </w:rPr>
-        <w:t>而给出的批判建</w:t>
-      </w:r>
-      <w:r>
-        <w:rPr>
-          <w:rFonts w:ascii="Segoe UI" w:hAnsi="Segoe UI" w:cs="Segoe UI"/>
-          <w:color w:val="404040"/>
-          <w:shd w:val="clear" w:color="auto" w:fill="FCFCFC"/>
-        </w:rPr>
-        <w:lastRenderedPageBreak/>
-        <w:t>议；</w:t>
+        <w:t>而给出的批判建议；</w:t>
       </w:r>
       <w:r>
         <w:rPr>
@@ -24615,6 +24748,7 @@
           <w:color w:val="404040"/>
           <w:shd w:val="clear" w:color="auto" w:fill="FCFCFC"/>
         </w:rPr>
+        <w:lastRenderedPageBreak/>
         <w:t>其实很多网友认为习核心图中这样姿态才更能展现中华传统美德：</w:t>
       </w:r>
       <w:r>
@@ -24905,17 +25039,7 @@
           <w:color w:val="404040"/>
           <w:shd w:val="clear" w:color="auto" w:fill="FCFCFC"/>
         </w:rPr>
-        <w:t>攻</w:t>
-      </w:r>
-      <w:r>
-        <w:rPr>
-          <w:rStyle w:val="af"/>
-          <w:rFonts w:ascii="Segoe UI" w:hAnsi="Segoe UI" w:cs="Segoe UI"/>
-          <w:color w:val="404040"/>
-          <w:shd w:val="clear" w:color="auto" w:fill="FCFCFC"/>
-        </w:rPr>
-        <w:lastRenderedPageBreak/>
-        <w:t>击侮辱</w:t>
+        <w:t>攻击侮辱</w:t>
       </w:r>
       <w:r>
         <w:rPr>
@@ -26965,7 +27089,16 @@
           <w:color w:val="404040"/>
           <w:shd w:val="clear" w:color="auto" w:fill="FCFCFC"/>
         </w:rPr>
-        <w:t>】就可以看出，普大法官对自己的能耐高估得似乎过于荒谬了：</w:t>
+        <w:t>】就可</w:t>
+      </w:r>
+      <w:r>
+        <w:rPr>
+          <w:rFonts w:ascii="Segoe UI" w:hAnsi="Segoe UI" w:cs="Segoe UI"/>
+          <w:color w:val="404040"/>
+          <w:shd w:val="clear" w:color="auto" w:fill="FCFCFC"/>
+        </w:rPr>
+        <w:lastRenderedPageBreak/>
+        <w:t>以看出，普大法官对自己的能耐高估得似乎过于荒谬了：</w:t>
       </w:r>
       <w:r>
         <w:rPr>
@@ -27431,16 +27564,7 @@
           <w:color w:val="404040"/>
           <w:shd w:val="clear" w:color="auto" w:fill="FCFCFC"/>
         </w:rPr>
-        <w:t>，必将导致对人类文明的彻底的否定和颠覆。这里仅</w:t>
-      </w:r>
-      <w:r>
-        <w:rPr>
-          <w:rFonts w:ascii="Segoe UI" w:hAnsi="Segoe UI" w:cs="Segoe UI"/>
-          <w:color w:val="404040"/>
-          <w:shd w:val="clear" w:color="auto" w:fill="FCFCFC"/>
-        </w:rPr>
-        <w:lastRenderedPageBreak/>
-        <w:t>就</w:t>
+        <w:t>，必将导致对人类文明的彻底的否定和颠覆。这里仅就</w:t>
       </w:r>
       <w:r>
         <w:rPr>
@@ -27539,13 +27663,15 @@
         </w:rPr>
         <w:t>而是会当作养料和能量予以消化吸收凝结在自身血液和思想中作为进一步发展的基础和动力。</w:t>
       </w:r>
-      <w:r>
-        <w:rPr>
-          <w:rFonts w:ascii="Segoe UI" w:hAnsi="Segoe UI" w:cs="Segoe UI"/>
-          <w:color w:val="404040"/>
-          <w:shd w:val="clear" w:color="auto" w:fill="FCFCFC"/>
-        </w:rPr>
-        <w:t xml:space="preserve"> </w:t>
+      <w:bookmarkStart w:id="2" w:name="_GoBack"/>
+      <w:bookmarkEnd w:id="2"/>
+      <w:r>
+        <w:rPr>
+          <w:rFonts w:ascii="Segoe UI" w:hAnsi="Segoe UI" w:cs="Segoe UI" w:hint="eastAsia"/>
+          <w:color w:val="404040"/>
+          <w:shd w:val="clear" w:color="auto" w:fill="FCFCFC"/>
+        </w:rPr>
+        <w:t>这正是避免系统走向熵增和衰亡的正反馈死锁，实现稳定发展的负反馈进化机制的唯一选择。</w:t>
       </w:r>
       <w:r>
         <w:rPr>
@@ -28871,6 +28997,7 @@
         <w:rPr>
           <w:rFonts w:hint="eastAsia"/>
         </w:rPr>
+        <w:lastRenderedPageBreak/>
         <w:t>我的</w:t>
       </w:r>
       <w:r>
@@ -29008,17 +29135,7 @@
           <w:color w:val="404040"/>
           <w:shd w:val="clear" w:color="auto" w:fill="FCFCFC"/>
         </w:rPr>
-        <w:t>理</w:t>
-      </w:r>
-      <w:r>
-        <w:rPr>
-          <w:rStyle w:val="af"/>
-          <w:rFonts w:ascii="Segoe UI" w:hAnsi="Segoe UI" w:cs="Segoe UI"/>
-          <w:color w:val="404040"/>
-          <w:shd w:val="clear" w:color="auto" w:fill="FCFCFC"/>
-        </w:rPr>
-        <w:lastRenderedPageBreak/>
-        <w:t>智的极限</w:t>
+        <w:t>理智的极限</w:t>
       </w:r>
       <w:r>
         <w:rPr>
@@ -30090,7 +30207,47 @@
           <w:color w:val="404040"/>
           <w:shd w:val="clear" w:color="auto" w:fill="FCFCFC"/>
         </w:rPr>
-        <w:t>，此时信息传播的效应就会呈现出</w:t>
+        <w:t>，</w:t>
+      </w:r>
+      <w:r>
+        <w:rPr>
+          <w:rFonts w:ascii="Segoe UI" w:hAnsi="Segoe UI" w:cs="Segoe UI" w:hint="eastAsia"/>
+          <w:color w:val="404040"/>
+          <w:shd w:val="clear" w:color="auto" w:fill="FCFCFC"/>
+        </w:rPr>
+        <w:t>此时（涨落</w:t>
+      </w:r>
+      <w:r>
+        <w:rPr>
+          <w:rFonts w:ascii="Segoe UI" w:hAnsi="Segoe UI" w:cs="Segoe UI"/>
+          <w:color w:val="404040"/>
+          <w:shd w:val="clear" w:color="auto" w:fill="FCFCFC"/>
+        </w:rPr>
+        <w:t>-</w:t>
+      </w:r>
+      <w:r>
+        <w:rPr>
+          <w:rFonts w:ascii="Segoe UI" w:hAnsi="Segoe UI" w:cs="Segoe UI"/>
+          <w:color w:val="404040"/>
+          <w:shd w:val="clear" w:color="auto" w:fill="FCFCFC"/>
+        </w:rPr>
+        <w:t>耗散定理的）系统响应函数发散</w:t>
+      </w:r>
+      <w:r>
+        <w:rPr>
+          <w:rFonts w:ascii="Segoe UI" w:hAnsi="Segoe UI" w:cs="Segoe UI" w:hint="eastAsia"/>
+          <w:color w:val="404040"/>
+          <w:shd w:val="clear" w:color="auto" w:fill="FCFCFC"/>
+        </w:rPr>
+        <w:t>，</w:t>
+      </w:r>
+      <w:r>
+        <w:rPr>
+          <w:rFonts w:ascii="Segoe UI" w:hAnsi="Segoe UI" w:cs="Segoe UI"/>
+          <w:color w:val="404040"/>
+          <w:shd w:val="clear" w:color="auto" w:fill="FCFCFC"/>
+        </w:rPr>
+        <w:t>信息传播的效应就会呈现出</w:t>
       </w:r>
       <w:r>
         <w:rPr>
@@ -30288,6 +30445,7 @@
           <w:color w:val="404040"/>
           <w:shd w:val="clear" w:color="auto" w:fill="FCFCFC"/>
         </w:rPr>
+        <w:lastRenderedPageBreak/>
         <w:t>根据我在这个领域多年研究经验，很容易判断我的转发行为完全不可能触发复杂系统的雪崩机制，引起所谓</w:t>
       </w:r>
       <w:r>
@@ -30743,17 +30901,7 @@
           <w:color w:val="404040"/>
           <w:shd w:val="clear" w:color="auto" w:fill="FCFCFC"/>
         </w:rPr>
-        <w:t>虚假命</w:t>
-      </w:r>
-      <w:r>
-        <w:rPr>
-          <w:rStyle w:val="af"/>
-          <w:rFonts w:ascii="Segoe UI" w:hAnsi="Segoe UI" w:cs="Segoe UI"/>
-          <w:color w:val="404040"/>
-          <w:shd w:val="clear" w:color="auto" w:fill="FCFCFC"/>
-        </w:rPr>
-        <w:lastRenderedPageBreak/>
-        <w:t>题</w:t>
+        <w:t>虚假命题</w:t>
       </w:r>
       <w:r>
         <w:rPr>
@@ -32179,6 +32327,7 @@
           <w:color w:val="404040"/>
           <w:shd w:val="clear" w:color="auto" w:fill="FCFCFC"/>
         </w:rPr>
+        <w:lastRenderedPageBreak/>
         <w:t>面对复杂多变的现实世界，学术研究必须秉持</w:t>
       </w:r>
       <w:r>
@@ -32376,7 +32525,6 @@
           <w:color w:val="404040"/>
           <w:shd w:val="clear" w:color="auto" w:fill="FCFCFC"/>
         </w:rPr>
-        <w:lastRenderedPageBreak/>
         <w:t>从普会峻</w:t>
       </w:r>
       <w:r>
@@ -33567,7 +33715,15 @@
           <w:rFonts w:ascii="Segoe UI" w:eastAsia="宋体" w:hAnsi="Segoe UI" w:cs="Segoe UI"/>
           <w:color w:val="404040"/>
         </w:rPr>
-        <w:t>他们披着刑事追诉的合法外衣，在物理空间实施暴力、威胁和程序违法，在网络和司法空间编造虚假控罪、任意拔高、欺压学者，</w:t>
+        <w:t>他们披</w:t>
+      </w:r>
+      <w:r>
+        <w:rPr>
+          <w:rFonts w:ascii="Segoe UI" w:eastAsia="宋体" w:hAnsi="Segoe UI" w:cs="Segoe UI"/>
+          <w:color w:val="404040"/>
+        </w:rPr>
+        <w:lastRenderedPageBreak/>
+        <w:t>着刑事追诉的合法外衣，在物理空间实施暴力、威胁和程序违法，在网络和司法空间编造虚假控罪、任意拔高、欺压学者，</w:t>
       </w:r>
       <w:r>
         <w:rPr>
@@ -33767,17 +33923,7 @@
           <w:color w:val="404040"/>
           <w:shd w:val="clear" w:color="auto" w:fill="FCFCFC"/>
         </w:rPr>
-        <w:t>公民生</w:t>
-      </w:r>
-      <w:r>
-        <w:rPr>
-          <w:rStyle w:val="af"/>
-          <w:rFonts w:ascii="Segoe UI" w:hAnsi="Segoe UI" w:cs="Segoe UI"/>
-          <w:color w:val="404040"/>
-          <w:shd w:val="clear" w:color="auto" w:fill="FCFCFC"/>
-        </w:rPr>
-        <w:lastRenderedPageBreak/>
-        <w:t>命权</w:t>
+        <w:t>公民生命权</w:t>
       </w:r>
       <w:r>
         <w:rPr>
@@ -34847,7 +34993,14 @@
         <w:rPr>
           <w:rFonts w:hint="eastAsia"/>
         </w:rPr>
-        <w:t>不同国家民族的思想文化各有千秋，只有姹紫嫣红之别，没有高低优劣之分</w:t>
+        <w:t>不同国家民族的思想文化各有千秋，只有姹紫嫣红之别，没有高低优劣</w:t>
+      </w:r>
+      <w:r>
+        <w:rPr>
+          <w:rFonts w:hint="eastAsia"/>
+        </w:rPr>
+        <w:lastRenderedPageBreak/>
+        <w:t>之分</w:t>
       </w:r>
       <w:r>
         <w:rPr>
@@ -34979,14 +35132,7 @@
         <w:rPr>
           <w:rFonts w:hint="eastAsia"/>
         </w:rPr>
-        <w:t>，获得广泛的国际赞誉，并正在推进“一带一路”等实质性的</w:t>
-      </w:r>
-      <w:r>
-        <w:rPr>
-          <w:rFonts w:hint="eastAsia"/>
-        </w:rPr>
-        <w:lastRenderedPageBreak/>
-        <w:t>巨大工程。</w:t>
+        <w:t>，获得广泛的国际赞誉，并正在推进“一带一路”等实质性的巨大工程。</w:t>
       </w:r>
       <w:r>
         <w:rPr>
@@ -36281,7 +36427,16 @@
           <w:color w:val="404040"/>
           <w:shd w:val="clear" w:color="auto" w:fill="FCFCFC"/>
         </w:rPr>
-        <w:t>明眼人仍然可以一眼看穿明显也是根据中共党章党纪对我量刑和判决的</w:t>
+        <w:t>明眼人仍然可以一眼看穿明显也</w:t>
+      </w:r>
+      <w:r>
+        <w:rPr>
+          <w:rFonts w:ascii="Segoe UI" w:hAnsi="Segoe UI" w:cs="Segoe UI"/>
+          <w:color w:val="404040"/>
+          <w:shd w:val="clear" w:color="auto" w:fill="FCFCFC"/>
+        </w:rPr>
+        <w:lastRenderedPageBreak/>
+        <w:t>是根据中共党章党纪对我量刑和判决的</w:t>
       </w:r>
     </w:p>
     <w:p>
@@ -36892,17 +37047,7 @@
           <w:color w:val="404040"/>
           <w:shd w:val="clear" w:color="auto" w:fill="FCFCFC"/>
         </w:rPr>
-        <w:t>市</w:t>
-      </w:r>
-      <w:r>
-        <w:rPr>
-          <w:rStyle w:val="af"/>
-          <w:rFonts w:ascii="Segoe UI" w:hAnsi="Segoe UI" w:cs="Segoe UI"/>
-          <w:color w:val="404040"/>
-          <w:shd w:val="clear" w:color="auto" w:fill="FCFCFC"/>
-        </w:rPr>
-        <w:lastRenderedPageBreak/>
-        <w:t>场经济</w:t>
+        <w:t>市场经济</w:t>
       </w:r>
       <w:r>
         <w:rPr>
@@ -38124,7 +38269,16 @@
           <w:color w:val="404040"/>
           <w:shd w:val="clear" w:color="auto" w:fill="FCFCFC"/>
         </w:rPr>
-        <w:t>我对此早已做好心理准备，将会平静地面对他们的各种血腥手段，</w:t>
+        <w:t>我对此早已做好心理准备，将会平静地面</w:t>
+      </w:r>
+      <w:r>
+        <w:rPr>
+          <w:rFonts w:ascii="Segoe UI" w:hAnsi="Segoe UI" w:cs="Segoe UI"/>
+          <w:color w:val="404040"/>
+          <w:shd w:val="clear" w:color="auto" w:fill="FCFCFC"/>
+        </w:rPr>
+        <w:lastRenderedPageBreak/>
+        <w:t>对他们的各种血腥手段，</w:t>
       </w:r>
       <w:r>
         <w:rPr>
@@ -38473,16 +38627,7 @@
           <w:color w:val="404040"/>
           <w:shd w:val="clear" w:color="auto" w:fill="FCFCFC"/>
         </w:rPr>
-        <w:t>他们费尽心机、绞尽脑汁为我写</w:t>
-      </w:r>
-      <w:r>
-        <w:rPr>
-          <w:rFonts w:ascii="Segoe UI" w:hAnsi="Segoe UI" w:cs="Segoe UI"/>
-          <w:color w:val="404040"/>
-          <w:shd w:val="clear" w:color="auto" w:fill="FCFCFC"/>
-        </w:rPr>
-        <w:lastRenderedPageBreak/>
-        <w:t>下的那些狗屁不通的</w:t>
+        <w:t>他们费尽心机、绞尽脑汁为我写下的那些狗屁不通的</w:t>
       </w:r>
       <w:r>
         <w:rPr>
